--- a/Project Report.docx
+++ b/Project Report.docx
@@ -3,91 +3,286 @@
 <w:document xmlns:wpc="http://schemas.microsoft.com/office/word/2010/wordprocessingCanvas" xmlns:cx="http://schemas.microsoft.com/office/drawing/2014/chartex" xmlns:cx1="http://schemas.microsoft.com/office/drawing/2015/9/8/chartex" xmlns:cx2="http://schemas.microsoft.com/office/drawing/2015/10/21/chartex" xmlns:cx3="http://schemas.microsoft.com/office/drawing/2016/5/9/chartex" xmlns:cx4="http://schemas.microsoft.com/office/drawing/2016/5/10/chartex" xmlns:cx5="http://schemas.microsoft.com/office/drawing/2016/5/11/chartex" xmlns:cx6="http://schemas.microsoft.com/office/drawing/2016/5/12/chartex" xmlns:cx7="http://schemas.microsoft.com/office/drawing/2016/5/13/chartex" xmlns:cx8="http://schemas.microsoft.com/office/drawing/2016/5/14/chartex" xmlns:mc="http://schemas.openxmlformats.org/markup-compatibility/2006" xmlns:aink="http://schemas.microsoft.com/office/drawing/2016/ink" xmlns:am3d="http://schemas.microsoft.com/office/drawing/2017/model3d" xmlns:o="urn:schemas-microsoft-com:office:office" xmlns:oel="http://schemas.microsoft.com/office/2019/extlst" xmlns:r="http://schemas.openxmlformats.org/officeDocument/2006/relationships" xmlns:m="http://schemas.openxmlformats.org/officeDocument/2006/math" xmlns:v="urn:schemas-microsoft-com:vml" xmlns:wp14="http://schemas.microsoft.com/office/word/2010/wordprocessingDrawing" xmlns:wp="http://schemas.openxmlformats.org/drawingml/2006/wordprocessingDrawing" xmlns:w10="urn:schemas-microsoft-com:office:word" xmlns:w="http://schemas.openxmlformats.org/wordprocessingml/2006/main" xmlns:w14="http://schemas.microsoft.com/office/word/2010/wordml" xmlns:w15="http://schemas.microsoft.com/office/word/2012/wordml" xmlns:w16cex="http://schemas.microsoft.com/office/word/2018/wordml/cex" xmlns:w16cid="http://schemas.microsoft.com/office/word/2016/wordml/cid" xmlns:w16="http://schemas.microsoft.com/office/word/2018/wordml" xmlns:w16du="http://schemas.microsoft.com/office/word/2023/wordml/word16du" xmlns:w16sdtdh="http://schemas.microsoft.com/office/word/2020/wordml/sdtdatahash" xmlns:w16sdtfl="http://schemas.microsoft.com/office/word/2024/wordml/sdtformatlock" xmlns:w16se="http://schemas.microsoft.com/office/word/2015/wordml/symex" xmlns:wpg="http://schemas.microsoft.com/office/word/2010/wordprocessingGroup" xmlns:wpi="http://schemas.microsoft.com/office/word/2010/wordprocessingInk" xmlns:wne="http://schemas.microsoft.com/office/word/2006/wordml" xmlns:wps="http://schemas.microsoft.com/office/word/2010/wordprocessingShape" mc:Ignorable="w14 w15 w16se w16cid w16 w16cex w16sdtdh w16sdtfl w16du wp14">
   <w:body>
     <w:p>
-      <w:r>
-        <w:t>The paper that I used for my research and presentation is “Blockchain state-of-the-art: architecture, use cases, consensus, challenges, and opportunities. This paper was published in the Journal of King Saud University – Computer and Information Sciences in 2022.</w:t>
+      <w:pPr>
+        <w:spacing w:line="480" w:lineRule="auto"/>
+        <w:ind w:firstLine="720"/>
+      </w:pPr>
+      <w:r>
+        <w:t xml:space="preserve">Cryptographic hash functions are designed to be one-way and deterministic. According to our learning, SHA-1 normally produces a 160-bit digest but for the purpose of this project we have truncated the digest to n bits and experiment by measuring the difficulty of both a collision attack and a preimage attack. The purpose of this experiment is to compare the theoretical expectations with the actual results and is performed by repeating these trials using a SHA-1 truncation wrapper. We expect the collision attack to cost 2^(n/2) and the preimage attack to cost 2^n. </w:t>
       </w:r>
     </w:p>
     <w:p>
-      <w:r>
-        <w:t xml:space="preserve">The purpose of this paper is clearly stated in the </w:t>
-      </w:r>
-      <w:proofErr w:type="gramStart"/>
-      <w:r>
-        <w:t>text</w:t>
-      </w:r>
-      <w:proofErr w:type="gramEnd"/>
-      <w:r>
-        <w:t xml:space="preserve"> and it says that it “aims to discuss the opportunities, benefits, and challenges of Blockchain technology and to assist the research community in understanding the same.” The paper was very comprehensive and in depth, having strong ties to the technical side of blockchain use and architecture. It lays out a survey of the architecture itself and details the types of blockchain. It provides a comparison of consensus protocols and </w:t>
-      </w:r>
-      <w:proofErr w:type="gramStart"/>
-      <w:r>
-        <w:t>describes use</w:t>
-      </w:r>
-      <w:proofErr w:type="gramEnd"/>
-      <w:r>
-        <w:t xml:space="preserve"> case analysis for various applications. The paper is concluded with current challenges and feature research </w:t>
-      </w:r>
-      <w:proofErr w:type="gramStart"/>
-      <w:r>
-        <w:t>opportunities  that</w:t>
-      </w:r>
-      <w:proofErr w:type="gramEnd"/>
-      <w:r>
-        <w:t xml:space="preserve"> aim to improve the technology </w:t>
-      </w:r>
-      <w:proofErr w:type="gramStart"/>
-      <w:r>
-        <w:t>and also</w:t>
-      </w:r>
-      <w:proofErr w:type="gramEnd"/>
-      <w:r>
-        <w:t xml:space="preserve"> keep it relevant in an evolving technological landscape.</w:t>
+      <w:pPr>
+        <w:spacing w:line="480" w:lineRule="auto"/>
+        <w:ind w:firstLine="720"/>
+      </w:pPr>
+      <w:r>
+        <w:t xml:space="preserve">A SHA-1 wrapper was implemented to first hash an input string using SHA-1. It then truncates the digest to n bits and returns the truncated digest as an integer. The project includes testing eight bit </w:t>
+      </w:r>
+      <w:r>
+        <w:t>sizes,</w:t>
+      </w:r>
+      <w:r>
+        <w:t xml:space="preserve"> being 8, 10, 12, 14, 18, 20, and 22. By using these bit sizes we get a foundational dataset that we can measure while also ensuring that the simulated attacks do not take hours to complete. The collision attacks were performed using a random message that was generated for each bit </w:t>
+      </w:r>
+      <w:r>
+        <w:t>size until</w:t>
+      </w:r>
+      <w:r>
+        <w:t xml:space="preserve"> two messages were able to produce the same truncated hash. The preimage attack took a fixed message m_1 that was hashed. Random messages were then generated until one matched its truncated hash. For both the collision attack and the preimage attack 50 trials were performed for each bit size, measuring the iteration count and results were stored in a csv </w:t>
+      </w:r>
+      <w:r>
+        <w:t>reflecting</w:t>
+      </w:r>
+      <w:r>
+        <w:t xml:space="preserve"> the type of attack, number of bits, the sample number and the iteration. </w:t>
       </w:r>
     </w:p>
     <w:p>
-      <w:r>
-        <w:t>Other resources that I used includes information found in Geeks for Geeks along with the publication “Proof of Work” (Vielhaber, et al)</w:t>
-      </w:r>
-      <w:r>
-        <w:t xml:space="preserve"> 2026 posted on Ethereum.org. From these sources I gained additional understanding in the various consensus mechanisms. </w:t>
+      <w:pPr>
+        <w:spacing w:line="480" w:lineRule="auto"/>
+        <w:ind w:firstLine="720"/>
+      </w:pPr>
+      <w:r>
+        <w:t xml:space="preserve">Depicted below is the </w:t>
+      </w:r>
+      <w:r>
+        <w:t xml:space="preserve">graph of the collision attack, comparing the theoretical </w:t>
+      </w:r>
+      <w:r>
+        <w:t xml:space="preserve">results with the mean actual results of each bit size. </w:t>
+      </w:r>
+      <w:r>
+        <w:t>All bit size</w:t>
+      </w:r>
+      <w:r>
+        <w:t>s</w:t>
+      </w:r>
+      <w:r>
+        <w:t xml:space="preserve"> closely follow the theoretical expectations</w:t>
+      </w:r>
+      <w:r>
+        <w:t>, confirming that</w:t>
+      </w:r>
+      <w:r>
+        <w:t xml:space="preserve"> the behavior of the experiment followed the expected birthday paradox behavior. Digging deeper into the results, there were some small </w:t>
+      </w:r>
+      <w:r>
+        <w:lastRenderedPageBreak/>
+        <w:t xml:space="preserve">variances. </w:t>
+      </w:r>
+      <w:r>
+        <w:t>In bit size 8, many trials found collisions quickly</w:t>
+      </w:r>
+      <w:r>
+        <w:t xml:space="preserve"> due to the search space being small. At larger bit sizes such as 20 and 22</w:t>
+      </w:r>
+      <w:r>
+        <w:t xml:space="preserve">, the variance was much smaller indicated that as the space grew randomness averaged out and the results became more stable. </w:t>
       </w:r>
     </w:p>
     <w:p>
-      <w:r>
-        <w:t xml:space="preserve">I reviewed other papers such as “A Study on Blockchain Technology” published in SSRN (Social Science Research Network) and “A comprehensive review of blockchain technology: Underlying principles and historical background with future challenges”. None of them were as interesting or informative to me as the paper that I chose. </w:t>
-      </w:r>
-    </w:p>
-    <w:p/>
-    <w:p/>
-    <w:p/>
-    <w:p>
-      <w:proofErr w:type="spellStart"/>
-      <w:r>
-        <w:t>Shrimali</w:t>
-      </w:r>
-      <w:proofErr w:type="spellEnd"/>
-      <w:r>
-        <w:t xml:space="preserve"> &amp; Patel (2022) </w:t>
-      </w:r>
+      <w:pPr>
+        <w:spacing w:line="480" w:lineRule="auto"/>
+        <w:ind w:firstLine="720"/>
+      </w:pPr>
       <w:r>
         <w:rPr>
-          <w:i/>
-          <w:iCs/>
+          <w:noProof/>
         </w:rPr>
-        <w:t>Blockchain State of the Art: Architecture, Use Cases, Consensus, Challenges, and Opportunities</w:t>
+        <w:drawing>
+          <wp:inline distT="0" distB="0" distL="0" distR="0" wp14:anchorId="3118D088" wp14:editId="6452958A">
+            <wp:extent cx="5943600" cy="3566160"/>
+            <wp:effectExtent l="0" t="0" r="0" b="0"/>
+            <wp:docPr id="773560553" name="Picture 1"/>
+            <wp:cNvGraphicFramePr>
+              <a:graphicFrameLocks xmlns:a="http://schemas.openxmlformats.org/drawingml/2006/main" noChangeAspect="1"/>
+            </wp:cNvGraphicFramePr>
+            <a:graphic xmlns:a="http://schemas.openxmlformats.org/drawingml/2006/main">
+              <a:graphicData uri="http://schemas.openxmlformats.org/drawingml/2006/picture">
+                <pic:pic xmlns:pic="http://schemas.openxmlformats.org/drawingml/2006/picture">
+                  <pic:nvPicPr>
+                    <pic:cNvPr id="0" name="Picture 1"/>
+                    <pic:cNvPicPr>
+                      <a:picLocks noChangeAspect="1" noChangeArrowheads="1"/>
+                    </pic:cNvPicPr>
+                  </pic:nvPicPr>
+                  <pic:blipFill>
+                    <a:blip r:embed="rId4" cstate="print">
+                      <a:extLst>
+                        <a:ext uri="{28A0092B-C50C-407E-A947-70E740481C1C}">
+                          <a14:useLocalDpi xmlns:a14="http://schemas.microsoft.com/office/drawing/2010/main" val="0"/>
+                        </a:ext>
+                      </a:extLst>
+                    </a:blip>
+                    <a:srcRect/>
+                    <a:stretch>
+                      <a:fillRect/>
+                    </a:stretch>
+                  </pic:blipFill>
+                  <pic:spPr bwMode="auto">
+                    <a:xfrm>
+                      <a:off x="0" y="0"/>
+                      <a:ext cx="5943600" cy="3566160"/>
+                    </a:xfrm>
+                    <a:prstGeom prst="rect">
+                      <a:avLst/>
+                    </a:prstGeom>
+                    <a:noFill/>
+                    <a:ln>
+                      <a:noFill/>
+                    </a:ln>
+                  </pic:spPr>
+                </pic:pic>
+              </a:graphicData>
+            </a:graphic>
+          </wp:inline>
+        </w:drawing>
       </w:r>
     </w:p>
     <w:p>
-      <w:hyperlink r:id="rId4" w:history="1">
-        <w:r>
-          <w:rPr>
-            <w:rStyle w:val="Hyperlink"/>
-            <w:i/>
-            <w:iCs/>
-          </w:rPr>
-          <w:t>https://www.sciencedirect.com/science/article/pii/S131915782100207X</w:t>
-        </w:r>
-      </w:hyperlink>
+      <w:pPr>
+        <w:spacing w:line="480" w:lineRule="auto"/>
+        <w:ind w:firstLine="720"/>
+      </w:pPr>
+    </w:p>
+    <w:p>
+      <w:pPr>
+        <w:spacing w:line="480" w:lineRule="auto"/>
+        <w:ind w:firstLine="720"/>
+      </w:pPr>
+      <w:r>
+        <w:t xml:space="preserve">We had similar results with the preimage graph depicted below. </w:t>
+      </w:r>
+      <w:r>
+        <w:t xml:space="preserve">With </w:t>
+      </w:r>
+      <w:r>
+        <w:t>results reflecting the geometric distribution behavior</w:t>
+      </w:r>
+      <w:r>
+        <w:t xml:space="preserve"> that we can expect from preimage attacks. </w:t>
+      </w:r>
+    </w:p>
+    <w:p>
+      <w:pPr>
+        <w:spacing w:line="480" w:lineRule="auto"/>
+        <w:ind w:firstLine="720"/>
+      </w:pPr>
+      <w:r>
+        <w:rPr>
+          <w:noProof/>
+        </w:rPr>
+        <w:lastRenderedPageBreak/>
+        <w:drawing>
+          <wp:inline distT="0" distB="0" distL="0" distR="0" wp14:anchorId="6439B218" wp14:editId="546A9386">
+            <wp:extent cx="5943600" cy="3566160"/>
+            <wp:effectExtent l="0" t="0" r="0" b="0"/>
+            <wp:docPr id="1349811438" name="Picture 2"/>
+            <wp:cNvGraphicFramePr>
+              <a:graphicFrameLocks xmlns:a="http://schemas.openxmlformats.org/drawingml/2006/main" noChangeAspect="1"/>
+            </wp:cNvGraphicFramePr>
+            <a:graphic xmlns:a="http://schemas.openxmlformats.org/drawingml/2006/main">
+              <a:graphicData uri="http://schemas.openxmlformats.org/drawingml/2006/picture">
+                <pic:pic xmlns:pic="http://schemas.openxmlformats.org/drawingml/2006/picture">
+                  <pic:nvPicPr>
+                    <pic:cNvPr id="0" name="Picture 3"/>
+                    <pic:cNvPicPr>
+                      <a:picLocks noChangeAspect="1" noChangeArrowheads="1"/>
+                    </pic:cNvPicPr>
+                  </pic:nvPicPr>
+                  <pic:blipFill>
+                    <a:blip r:embed="rId5" cstate="print">
+                      <a:extLst>
+                        <a:ext uri="{28A0092B-C50C-407E-A947-70E740481C1C}">
+                          <a14:useLocalDpi xmlns:a14="http://schemas.microsoft.com/office/drawing/2010/main" val="0"/>
+                        </a:ext>
+                      </a:extLst>
+                    </a:blip>
+                    <a:srcRect/>
+                    <a:stretch>
+                      <a:fillRect/>
+                    </a:stretch>
+                  </pic:blipFill>
+                  <pic:spPr bwMode="auto">
+                    <a:xfrm>
+                      <a:off x="0" y="0"/>
+                      <a:ext cx="5943600" cy="3566160"/>
+                    </a:xfrm>
+                    <a:prstGeom prst="rect">
+                      <a:avLst/>
+                    </a:prstGeom>
+                    <a:noFill/>
+                    <a:ln>
+                      <a:noFill/>
+                    </a:ln>
+                  </pic:spPr>
+                </pic:pic>
+              </a:graphicData>
+            </a:graphic>
+          </wp:inline>
+        </w:drawing>
+      </w:r>
+    </w:p>
+    <w:p>
+      <w:pPr>
+        <w:spacing w:line="480" w:lineRule="auto"/>
+        <w:ind w:firstLine="720"/>
+      </w:pPr>
+    </w:p>
+    <w:p>
+      <w:pPr>
+        <w:spacing w:line="480" w:lineRule="auto"/>
+        <w:ind w:firstLine="720"/>
+      </w:pPr>
+      <w:r>
+        <w:t>The results of both of these graphs match the expected cost</w:t>
+      </w:r>
+      <w:r>
+        <w:t xml:space="preserve"> for both the collision and preimage attacks. </w:t>
+      </w:r>
+      <w:r>
+        <w:t>This shows that collision attacks are much easier than preimage attacks</w:t>
+      </w:r>
+      <w:r>
+        <w:t xml:space="preserve">. </w:t>
+      </w:r>
+    </w:p>
+    <w:p>
+      <w:pPr>
+        <w:spacing w:line="480" w:lineRule="auto"/>
+        <w:ind w:firstLine="720"/>
+      </w:pPr>
+      <w:r>
+        <w:t xml:space="preserve">This project demonstrates the practicality of attacking truncated SHA-1 hashes. We have confirmed that collision attacks scale as </w:t>
+      </w:r>
+      <w:r>
+        <w:t xml:space="preserve">2 ^ (n/2) while preimage attacks </w:t>
+      </w:r>
+      <w:r>
+        <w:t>scale</w:t>
+      </w:r>
+      <w:r>
+        <w:t xml:space="preserve"> as 2^n. The results clearly show that </w:t>
+      </w:r>
+      <w:r>
+        <w:t>collision</w:t>
+      </w:r>
+      <w:r>
+        <w:t xml:space="preserve"> attacks require </w:t>
+      </w:r>
+      <w:r>
+        <w:t xml:space="preserve">few iterations relative to preimage. Preimage attacks grow exponentially and quickly become </w:t>
+      </w:r>
+      <w:r>
+        <w:t>computationally</w:t>
+      </w:r>
+      <w:r>
+        <w:t xml:space="preserve"> expensive</w:t>
+      </w:r>
+      <w:r>
+        <w:t>.</w:t>
+      </w:r>
     </w:p>
     <w:sectPr>
       <w:pgSz w:w="12240" w:h="15840"/>
@@ -507,7 +702,7 @@
     <w:link w:val="Heading1Char"/>
     <w:uiPriority w:val="9"/>
     <w:qFormat/>
-    <w:rsid w:val="00875ADC"/>
+    <w:rsid w:val="0060514A"/>
     <w:pPr>
       <w:keepNext/>
       <w:keepLines/>
@@ -530,7 +725,7 @@
     <w:semiHidden/>
     <w:unhideWhenUsed/>
     <w:qFormat/>
-    <w:rsid w:val="00875ADC"/>
+    <w:rsid w:val="0060514A"/>
     <w:pPr>
       <w:keepNext/>
       <w:keepLines/>
@@ -553,7 +748,7 @@
     <w:semiHidden/>
     <w:unhideWhenUsed/>
     <w:qFormat/>
-    <w:rsid w:val="00875ADC"/>
+    <w:rsid w:val="0060514A"/>
     <w:pPr>
       <w:keepNext/>
       <w:keepLines/>
@@ -576,7 +771,7 @@
     <w:semiHidden/>
     <w:unhideWhenUsed/>
     <w:qFormat/>
-    <w:rsid w:val="00875ADC"/>
+    <w:rsid w:val="0060514A"/>
     <w:pPr>
       <w:keepNext/>
       <w:keepLines/>
@@ -599,7 +794,7 @@
     <w:semiHidden/>
     <w:unhideWhenUsed/>
     <w:qFormat/>
-    <w:rsid w:val="00875ADC"/>
+    <w:rsid w:val="0060514A"/>
     <w:pPr>
       <w:keepNext/>
       <w:keepLines/>
@@ -620,7 +815,7 @@
     <w:semiHidden/>
     <w:unhideWhenUsed/>
     <w:qFormat/>
-    <w:rsid w:val="00875ADC"/>
+    <w:rsid w:val="0060514A"/>
     <w:pPr>
       <w:keepNext/>
       <w:keepLines/>
@@ -643,7 +838,7 @@
     <w:semiHidden/>
     <w:unhideWhenUsed/>
     <w:qFormat/>
-    <w:rsid w:val="00875ADC"/>
+    <w:rsid w:val="0060514A"/>
     <w:pPr>
       <w:keepNext/>
       <w:keepLines/>
@@ -664,7 +859,7 @@
     <w:semiHidden/>
     <w:unhideWhenUsed/>
     <w:qFormat/>
-    <w:rsid w:val="00875ADC"/>
+    <w:rsid w:val="0060514A"/>
     <w:pPr>
       <w:keepNext/>
       <w:keepLines/>
@@ -687,7 +882,7 @@
     <w:semiHidden/>
     <w:unhideWhenUsed/>
     <w:qFormat/>
-    <w:rsid w:val="00875ADC"/>
+    <w:rsid w:val="0060514A"/>
     <w:pPr>
       <w:keepNext/>
       <w:keepLines/>
@@ -702,6 +897,7 @@
   <w:style w:type="character" w:default="1" w:styleId="DefaultParagraphFont">
     <w:name w:val="Default Paragraph Font"/>
     <w:uiPriority w:val="1"/>
+    <w:semiHidden/>
     <w:unhideWhenUsed/>
   </w:style>
   <w:style w:type="table" w:default="1" w:styleId="TableNormal">
@@ -730,7 +926,7 @@
     <w:basedOn w:val="DefaultParagraphFont"/>
     <w:link w:val="Heading1"/>
     <w:uiPriority w:val="9"/>
-    <w:rsid w:val="00875ADC"/>
+    <w:rsid w:val="0060514A"/>
     <w:rPr>
       <w:rFonts w:asciiTheme="majorHAnsi" w:eastAsiaTheme="majorEastAsia" w:hAnsiTheme="majorHAnsi" w:cstheme="majorBidi"/>
       <w:color w:val="0F4761" w:themeColor="accent1" w:themeShade="BF"/>
@@ -744,7 +940,7 @@
     <w:link w:val="Heading2"/>
     <w:uiPriority w:val="9"/>
     <w:semiHidden/>
-    <w:rsid w:val="00875ADC"/>
+    <w:rsid w:val="0060514A"/>
     <w:rPr>
       <w:rFonts w:asciiTheme="majorHAnsi" w:eastAsiaTheme="majorEastAsia" w:hAnsiTheme="majorHAnsi" w:cstheme="majorBidi"/>
       <w:color w:val="0F4761" w:themeColor="accent1" w:themeShade="BF"/>
@@ -758,7 +954,7 @@
     <w:link w:val="Heading3"/>
     <w:uiPriority w:val="9"/>
     <w:semiHidden/>
-    <w:rsid w:val="00875ADC"/>
+    <w:rsid w:val="0060514A"/>
     <w:rPr>
       <w:rFonts w:eastAsiaTheme="majorEastAsia" w:cstheme="majorBidi"/>
       <w:color w:val="0F4761" w:themeColor="accent1" w:themeShade="BF"/>
@@ -772,7 +968,7 @@
     <w:link w:val="Heading4"/>
     <w:uiPriority w:val="9"/>
     <w:semiHidden/>
-    <w:rsid w:val="00875ADC"/>
+    <w:rsid w:val="0060514A"/>
     <w:rPr>
       <w:rFonts w:eastAsiaTheme="majorEastAsia" w:cstheme="majorBidi"/>
       <w:i/>
@@ -786,7 +982,7 @@
     <w:link w:val="Heading5"/>
     <w:uiPriority w:val="9"/>
     <w:semiHidden/>
-    <w:rsid w:val="00875ADC"/>
+    <w:rsid w:val="0060514A"/>
     <w:rPr>
       <w:rFonts w:eastAsiaTheme="majorEastAsia" w:cstheme="majorBidi"/>
       <w:color w:val="0F4761" w:themeColor="accent1" w:themeShade="BF"/>
@@ -798,7 +994,7 @@
     <w:link w:val="Heading6"/>
     <w:uiPriority w:val="9"/>
     <w:semiHidden/>
-    <w:rsid w:val="00875ADC"/>
+    <w:rsid w:val="0060514A"/>
     <w:rPr>
       <w:rFonts w:eastAsiaTheme="majorEastAsia" w:cstheme="majorBidi"/>
       <w:i/>
@@ -812,7 +1008,7 @@
     <w:link w:val="Heading7"/>
     <w:uiPriority w:val="9"/>
     <w:semiHidden/>
-    <w:rsid w:val="00875ADC"/>
+    <w:rsid w:val="0060514A"/>
     <w:rPr>
       <w:rFonts w:eastAsiaTheme="majorEastAsia" w:cstheme="majorBidi"/>
       <w:color w:val="595959" w:themeColor="text1" w:themeTint="A6"/>
@@ -824,7 +1020,7 @@
     <w:link w:val="Heading8"/>
     <w:uiPriority w:val="9"/>
     <w:semiHidden/>
-    <w:rsid w:val="00875ADC"/>
+    <w:rsid w:val="0060514A"/>
     <w:rPr>
       <w:rFonts w:eastAsiaTheme="majorEastAsia" w:cstheme="majorBidi"/>
       <w:i/>
@@ -838,7 +1034,7 @@
     <w:link w:val="Heading9"/>
     <w:uiPriority w:val="9"/>
     <w:semiHidden/>
-    <w:rsid w:val="00875ADC"/>
+    <w:rsid w:val="0060514A"/>
     <w:rPr>
       <w:rFonts w:eastAsiaTheme="majorEastAsia" w:cstheme="majorBidi"/>
       <w:color w:val="272727" w:themeColor="text1" w:themeTint="D8"/>
@@ -851,7 +1047,7 @@
     <w:link w:val="TitleChar"/>
     <w:uiPriority w:val="10"/>
     <w:qFormat/>
-    <w:rsid w:val="00875ADC"/>
+    <w:rsid w:val="0060514A"/>
     <w:pPr>
       <w:spacing w:after="80" w:line="240" w:lineRule="auto"/>
       <w:contextualSpacing/>
@@ -869,7 +1065,7 @@
     <w:basedOn w:val="DefaultParagraphFont"/>
     <w:link w:val="Title"/>
     <w:uiPriority w:val="10"/>
-    <w:rsid w:val="00875ADC"/>
+    <w:rsid w:val="0060514A"/>
     <w:rPr>
       <w:rFonts w:asciiTheme="majorHAnsi" w:eastAsiaTheme="majorEastAsia" w:hAnsiTheme="majorHAnsi" w:cstheme="majorBidi"/>
       <w:spacing w:val="-10"/>
@@ -885,7 +1081,7 @@
     <w:link w:val="SubtitleChar"/>
     <w:uiPriority w:val="11"/>
     <w:qFormat/>
-    <w:rsid w:val="00875ADC"/>
+    <w:rsid w:val="0060514A"/>
     <w:pPr>
       <w:numPr>
         <w:ilvl w:val="1"/>
@@ -904,7 +1100,7 @@
     <w:basedOn w:val="DefaultParagraphFont"/>
     <w:link w:val="Subtitle"/>
     <w:uiPriority w:val="11"/>
-    <w:rsid w:val="00875ADC"/>
+    <w:rsid w:val="0060514A"/>
     <w:rPr>
       <w:rFonts w:eastAsiaTheme="majorEastAsia" w:cstheme="majorBidi"/>
       <w:color w:val="595959" w:themeColor="text1" w:themeTint="A6"/>
@@ -920,7 +1116,7 @@
     <w:link w:val="QuoteChar"/>
     <w:uiPriority w:val="29"/>
     <w:qFormat/>
-    <w:rsid w:val="00875ADC"/>
+    <w:rsid w:val="0060514A"/>
     <w:pPr>
       <w:spacing w:before="160"/>
       <w:jc w:val="center"/>
@@ -936,7 +1132,7 @@
     <w:basedOn w:val="DefaultParagraphFont"/>
     <w:link w:val="Quote"/>
     <w:uiPriority w:val="29"/>
-    <w:rsid w:val="00875ADC"/>
+    <w:rsid w:val="0060514A"/>
     <w:rPr>
       <w:i/>
       <w:iCs/>
@@ -948,7 +1144,7 @@
     <w:basedOn w:val="Normal"/>
     <w:uiPriority w:val="34"/>
     <w:qFormat/>
-    <w:rsid w:val="00875ADC"/>
+    <w:rsid w:val="0060514A"/>
     <w:pPr>
       <w:ind w:left="720"/>
       <w:contextualSpacing/>
@@ -959,7 +1155,7 @@
     <w:basedOn w:val="DefaultParagraphFont"/>
     <w:uiPriority w:val="21"/>
     <w:qFormat/>
-    <w:rsid w:val="00875ADC"/>
+    <w:rsid w:val="0060514A"/>
     <w:rPr>
       <w:i/>
       <w:iCs/>
@@ -973,7 +1169,7 @@
     <w:link w:val="IntenseQuoteChar"/>
     <w:uiPriority w:val="30"/>
     <w:qFormat/>
-    <w:rsid w:val="00875ADC"/>
+    <w:rsid w:val="0060514A"/>
     <w:pPr>
       <w:pBdr>
         <w:top w:val="single" w:sz="4" w:space="10" w:color="0F4761" w:themeColor="accent1" w:themeShade="BF"/>
@@ -994,7 +1190,7 @@
     <w:basedOn w:val="DefaultParagraphFont"/>
     <w:link w:val="IntenseQuote"/>
     <w:uiPriority w:val="30"/>
-    <w:rsid w:val="00875ADC"/>
+    <w:rsid w:val="0060514A"/>
     <w:rPr>
       <w:i/>
       <w:iCs/>
@@ -1006,36 +1202,13 @@
     <w:basedOn w:val="DefaultParagraphFont"/>
     <w:uiPriority w:val="32"/>
     <w:qFormat/>
-    <w:rsid w:val="00875ADC"/>
+    <w:rsid w:val="0060514A"/>
     <w:rPr>
       <w:b/>
       <w:bCs/>
       <w:smallCaps/>
       <w:color w:val="0F4761" w:themeColor="accent1" w:themeShade="BF"/>
       <w:spacing w:val="5"/>
-    </w:rPr>
-  </w:style>
-  <w:style w:type="character" w:styleId="Hyperlink">
-    <w:name w:val="Hyperlink"/>
-    <w:basedOn w:val="DefaultParagraphFont"/>
-    <w:uiPriority w:val="99"/>
-    <w:unhideWhenUsed/>
-    <w:rsid w:val="00875ADC"/>
-    <w:rPr>
-      <w:color w:val="467886" w:themeColor="hyperlink"/>
-      <w:u w:val="single"/>
-    </w:rPr>
-  </w:style>
-  <w:style w:type="character" w:styleId="UnresolvedMention">
-    <w:name w:val="Unresolved Mention"/>
-    <w:basedOn w:val="DefaultParagraphFont"/>
-    <w:uiPriority w:val="99"/>
-    <w:semiHidden/>
-    <w:unhideWhenUsed/>
-    <w:rsid w:val="00875ADC"/>
-    <w:rPr>
-      <w:color w:val="605E5C"/>
-      <w:shd w:val="clear" w:color="auto" w:fill="E1DFDD"/>
     </w:rPr>
   </w:style>
 </w:styles>
